--- a/毕业所需文件/4 毕业设计中期检查表.docx
+++ b/毕业所需文件/4 毕业设计中期检查表.docx
@@ -2341,8 +2341,6 @@
                 </w:r>
               </w:sdtContent>
             </w:sdt>
-            <w:bookmarkStart w:id="1" w:name="_GoBack"/>
-            <w:bookmarkEnd w:id="1"/>
             <w:r>
               <w:rPr>
                 <w:rFonts w:hint="eastAsia"/>
@@ -2637,7 +2635,7 @@
           <w:p>
             <w:pPr>
               <w:spacing w:line="320" w:lineRule="exact"/>
-              <w:ind w:firstLine="630" w:firstLineChars="300"/>
+              <w:ind w:firstLine="6720" w:firstLineChars="3200"/>
               <w:rPr>
                 <w:sz w:val="21"/>
                 <w:szCs w:val="21"/>
@@ -2786,12 +2784,14 @@
           <w:p>
             <w:pPr>
               <w:spacing w:line="320" w:lineRule="exact"/>
-              <w:ind w:firstLine="630" w:firstLineChars="300"/>
-              <w:rPr>
-                <w:sz w:val="21"/>
-                <w:szCs w:val="21"/>
-              </w:rPr>
-            </w:pPr>
+              <w:ind w:firstLine="6720" w:firstLineChars="3200"/>
+              <w:rPr>
+                <w:sz w:val="21"/>
+                <w:szCs w:val="21"/>
+              </w:rPr>
+            </w:pPr>
+            <w:bookmarkStart w:id="1" w:name="_GoBack"/>
+            <w:bookmarkEnd w:id="1"/>
             <w:r>
               <w:rPr>
                 <w:rFonts w:hint="eastAsia"/>
